--- a/backend/app/services/templates/seizure_receipt.docx
+++ b/backend/app/services/templates/seizure_receipt.docx
@@ -4,218 +4,90 @@
   <w:body>
     <w:p>
       <w:r>
-        <w:t>SEIZURE RECEIPT</w:t>
+        <w:t>AHMEDABAD CITY POLICE DEPARTMENT</w:t>
+      </w:r>
+    </w:p>
+    <w:p>
+      <w:r>
+        <w:t>PROPERTY SEIZURE RECEIPT (UNDER SECTION 105 BNSS)</w:t>
       </w:r>
     </w:p>
     <w:p/>
     <w:p>
       <w:r>
-        <w:t>Police Station:</w:t>
-      </w:r>
-    </w:p>
-    <w:p>
-      <w:r>
-        <w:t>{{</w:t>
+        <w:t>FIR Reference No: [_______]/[Year]          Police Station: [__________________]</w:t>
+      </w:r>
+    </w:p>
+    <w:p>
+      <w:r>
+        <w:t>Date &amp; Time of Seizure: [DD/MM/YYYY] at [HH:MM]</w:t>
+      </w:r>
+    </w:p>
+    <w:p>
+      <w:r>
+        <w:t>Location of Seizure: [Full Address / Spot Details]</w:t>
+      </w:r>
+    </w:p>
+    <w:p/>
+    <w:p>
+      <w:r>
+        <w:t>The following items have been seized and taken into police possession as evidence/</w:t>
       </w:r>
       <w:proofErr w:type="spellStart"/>
       <w:r>
-        <w:t>police_station</w:t>
+        <w:t>muddamal</w:t>
       </w:r>
       <w:proofErr w:type="spellEnd"/>
       <w:r>
-        <w:t>}}</w:t>
+        <w:t>:</w:t>
       </w:r>
     </w:p>
     <w:p/>
     <w:p>
       <w:r>
-        <w:t>Case/FIR Number:</w:t>
-      </w:r>
-    </w:p>
-    <w:p>
-      <w:r>
-        <w:t>{{</w:t>
-      </w:r>
-      <w:proofErr w:type="spellStart"/>
-      <w:r>
-        <w:t>fir_number</w:t>
-      </w:r>
-      <w:proofErr w:type="spellEnd"/>
-      <w:r>
-        <w:t>}}</w:t>
+        <w:t>| Item No. | Precise Item Description &amp; Serial Numbers | Qty | Condition / Storage Seals Applied |</w:t>
+      </w:r>
+    </w:p>
+    <w:p>
+      <w:r>
+        <w:t>| :--- | :--- | :--- | :--- |</w:t>
+      </w:r>
+    </w:p>
+    <w:p>
+      <w:r>
+        <w:t>| 1. | [e.g., Apple iPhone 15 Pro, IMEI: 35...] | 1 | Switched Off, Packaged in Plastic Bag 'A' |</w:t>
+      </w:r>
+    </w:p>
+    <w:p>
+      <w:r>
+        <w:t>| 2. | [e.g., Metallic Ledger Diary, Black] | 1 | Signed on cover page, Paper Envelope 'B' |</w:t>
       </w:r>
     </w:p>
     <w:p/>
     <w:p>
       <w:r>
-        <w:t>Date:</w:t>
-      </w:r>
-    </w:p>
-    <w:p>
-      <w:r>
-        <w:t>{{date}}</w:t>
+        <w:t>Received By / Seized From:</w:t>
+      </w:r>
+    </w:p>
+    <w:p>
+      <w:r>
+        <w:t>Name: [___________________________]</w:t>
+      </w:r>
+    </w:p>
+    <w:p>
+      <w:r>
+        <w:t>Address: [_______________________________________________________]</w:t>
       </w:r>
     </w:p>
     <w:p/>
     <w:p>
       <w:r>
-        <w:t>Place of Seizure:</w:t>
-      </w:r>
-    </w:p>
-    <w:p>
-      <w:r>
-        <w:t>{{</w:t>
-      </w:r>
-      <w:proofErr w:type="spellStart"/>
-      <w:r>
-        <w:t>seizure_location</w:t>
-      </w:r>
-      <w:proofErr w:type="spellEnd"/>
-      <w:r>
-        <w:t>}}</w:t>
-      </w:r>
-    </w:p>
-    <w:p/>
-    <w:p/>
-    <w:p>
-      <w:r>
-        <w:t>Details of Seized Articles:</w:t>
-      </w:r>
-    </w:p>
-    <w:p/>
-    <w:p>
-      <w:r>
-        <w:t>{{</w:t>
-      </w:r>
-      <w:proofErr w:type="spellStart"/>
-      <w:r>
-        <w:t>seized_items</w:t>
-      </w:r>
-      <w:proofErr w:type="spellEnd"/>
-      <w:r>
-        <w:t>}}</w:t>
-      </w:r>
-    </w:p>
-    <w:p/>
-    <w:p/>
-    <w:p>
-      <w:r>
-        <w:t>Description of Property:</w:t>
-      </w:r>
-    </w:p>
-    <w:p>
-      <w:r>
-        <w:t>{{</w:t>
-      </w:r>
-      <w:proofErr w:type="spellStart"/>
-      <w:r>
-        <w:t>property_description</w:t>
-      </w:r>
-      <w:proofErr w:type="spellEnd"/>
-      <w:r>
-        <w:t>}}</w:t>
-      </w:r>
-    </w:p>
-    <w:p/>
-    <w:p/>
-    <w:p>
-      <w:r>
-        <w:t>Seized From:</w:t>
-      </w:r>
-    </w:p>
-    <w:p>
-      <w:r>
-        <w:t>{{</w:t>
-      </w:r>
-      <w:proofErr w:type="spellStart"/>
-      <w:r>
-        <w:t>seized_from</w:t>
-      </w:r>
-      <w:proofErr w:type="spellEnd"/>
-      <w:r>
-        <w:t>}}</w:t>
-      </w:r>
-    </w:p>
-    <w:p/>
-    <w:p/>
-    <w:p>
-      <w:r>
-        <w:t>Witnesses:</w:t>
-      </w:r>
-    </w:p>
-    <w:p/>
-    <w:p>
-      <w:r>
-        <w:t>1. {{witness_1}}</w:t>
-      </w:r>
-    </w:p>
-    <w:p>
-      <w:r>
-        <w:lastRenderedPageBreak/>
-        <w:t>2. {{witness_2}}</w:t>
-      </w:r>
-    </w:p>
-    <w:p/>
-    <w:p/>
-    <w:p>
-      <w:r>
-        <w:t>Seizing Officer:</w:t>
-      </w:r>
-    </w:p>
-    <w:p>
-      <w:r>
-        <w:t>{{</w:t>
-      </w:r>
-      <w:proofErr w:type="spellStart"/>
-      <w:r>
-        <w:t>officer_name</w:t>
-      </w:r>
-      <w:proofErr w:type="spellEnd"/>
-      <w:r>
-        <w:t>}}</w:t>
-      </w:r>
-    </w:p>
-    <w:p/>
-    <w:p>
-      <w:r>
-        <w:t>Rank:</w:t>
-      </w:r>
-    </w:p>
-    <w:p>
-      <w:r>
-        <w:t>{{</w:t>
-      </w:r>
-      <w:proofErr w:type="spellStart"/>
-      <w:r>
-        <w:t>officer_rank</w:t>
-      </w:r>
-      <w:proofErr w:type="spellEnd"/>
-      <w:r>
-        <w:t>}}</w:t>
-      </w:r>
-    </w:p>
-    <w:p/>
-    <w:p/>
-    <w:p>
-      <w:r>
-        <w:t>Signature of Officer:</w:t>
-      </w:r>
-    </w:p>
-    <w:p>
-      <w:r>
-        <w:t>________________</w:t>
-      </w:r>
-    </w:p>
-    <w:p/>
-    <w:p/>
-    <w:p>
-      <w:r>
-        <w:t>Signature of Witness:</w:t>
-      </w:r>
-    </w:p>
-    <w:p>
-      <w:r>
-        <w:t>________________</w:t>
+        <w:t>Signature of Receiver (Accused/Owner): _______________________</w:t>
+      </w:r>
+    </w:p>
+    <w:p>
+      <w:r>
+        <w:t>Signature of Seizing Officer (IO): _______________________</w:t>
       </w:r>
     </w:p>
     <w:sectPr>
